--- a/docs/standards/word/OVERVIEW.docx
+++ b/docs/standards/word/OVERVIEW.docx
@@ -1805,19 +1805,19 @@
                 <w:rPr>
                   <w:rStyle w:val="Hyperlink"/>
                 </w:rPr>
-                <w:t xml:space="preserve">What to ask a software vendor for</w:t>
-              </w:r>
-            </w:hyperlink>
-          </w:p>
-        </w:tc>
-        <w:tc>
-          <w:tcPr/>
-          <w:p>
-            <w:pPr>
-              <w:pStyle w:val="Compact"/>
-            </w:pPr>
-            <w:r>
-              <w:t xml:space="preserve">The mirror of the routing page: not which documents apply to you, but which ones to require of a vendor you are evaluating. Evidence split by layer, because the commonest failure is accepting an organization-layer instrument as evidence about software. For each item: what it proves, what it does not, and what to ask.</w:t>
+                <w:t xml:space="preserve">What to have ready when a buyer asks</w:t>
+              </w:r>
+            </w:hyperlink>
+          </w:p>
+        </w:tc>
+        <w:tc>
+          <w:tcPr/>
+          <w:p>
+            <w:pPr>
+              <w:pStyle w:val="Compact"/>
+            </w:pPr>
+            <w:r>
+              <w:t xml:space="preserve">The diligence packet from the producer's side: the predictable set of documents every serious buyer asks for, and what to have on the shelf before the first call. Evidence split by layer, because the commonest vendor overclaim is offering an organization-layer instrument as evidence about software. For each item: what it proves for you, what it will not carry, and what you must be able to say.</w:t>
             </w:r>
           </w:p>
         </w:tc>

--- a/docs/standards/word/OVERVIEW.docx
+++ b/docs/standards/word/OVERVIEW.docx
@@ -315,13 +315,13 @@
                 <w:b/>
                 <w:bCs/>
               </w:rPr>
-              <w:t xml:space="preserve">What to ask a software vendor for</w:t>
+              <w:t xml:space="preserve">What to have ready when a buyer asks</w:t>
             </w:r>
             <w:r>
               <w:t xml:space="preserve"> </w:t>
             </w:r>
             <w:r>
-              <w:t xml:space="preserve">-- the mirror of that page: what to require of a vendor you are evaluating, and what each answer proves</w:t>
+              <w:t xml:space="preserve">-- the diligence packet from the producing side: what to have on the shelf before the first call, and what each artifact proves</w:t>
             </w:r>
           </w:p>
         </w:tc>
